--- a/Instructor Notes/Session 3 - Facilitator Guide.docx
+++ b/Instructor Notes/Session 3 - Facilitator Guide.docx
@@ -410,7 +410,7 @@
                 <w:color w:val="101110"/>
                 <w:sz w:val="20"/>
               </w:rPr>
-              <w:t>You do the Refresh together; launch the capstone</w:t>
+              <w:t>You do the Refresh together; point to the optional capstone</w:t>
             </w:r>
           </w:p>
         </w:tc>
@@ -1235,7 +1235,7 @@
           <w:color w:val="101110"/>
           <w:sz w:val="30"/>
         </w:rPr>
-        <w:t>🤝 REGROUP + LAUNCH CAPSTONE — you drive again (~12 min)</w:t>
+        <w:t>🤝 REGROUP + POINT TO THE CAPSTONE — you drive again (~12 min)</w:t>
       </w:r>
     </w:p>
     <w:p>
@@ -1316,7 +1316,7 @@
           <w:color w:val="101110"/>
           <w:sz w:val="22"/>
         </w:rPr>
-        <w:t xml:space="preserve">. Then open the </w:t>
+        <w:t xml:space="preserve">. Then point them to the </w:t>
       </w:r>
       <w:r>
         <w:rPr>
@@ -1325,7 +1325,7 @@
           <w:color w:val="101110"/>
           <w:sz w:val="22"/>
         </w:rPr>
-        <w:t>Capstone Brief</w:t>
+        <w:t>optional</w:t>
       </w:r>
       <w:r>
         <w:rPr>
@@ -1333,7 +1333,23 @@
           <w:color w:val="101110"/>
           <w:sz w:val="22"/>
         </w:rPr>
-        <w:t xml:space="preserve"> and have them start on their own data with you floating.</w:t>
+        <w:t xml:space="preserve"> Capstone: it's in the top-level </w:t>
+      </w:r>
+      <w:r>
+        <w:rPr>
+          <w:rFonts w:ascii="Consolas" w:hAnsi="Consolas"/>
+          <w:color w:val="333333"/>
+          <w:sz w:val="22"/>
+        </w:rPr>
+        <w:t>Capstone/</w:t>
+      </w:r>
+      <w:r>
+        <w:rPr>
+          <w:rFonts w:ascii="Calibri" w:hAnsi="Calibri"/>
+          <w:color w:val="101110"/>
+          <w:sz w:val="22"/>
+        </w:rPr>
+        <w:t xml:space="preserve"> folder, with ready-made scenarios and data for anyone who can't use their own. Make clear there's nothing to submit and no deadline — it's theirs to build if they want. If a few finish one and share it in Slack, wonderful; if not, no problem.</w:t>
       </w:r>
     </w:p>
     <w:p>
